--- a/share/SIH26-A0H-T394_Student_Declaration.docx
+++ b/share/SIH26-A0H-T394_Student_Declaration.docx
@@ -305,16 +305,17 @@
         <w:tblStyle w:val="TableGrid"/>
         <w:tblW w:w="10213" w:type="dxa"/>
         <w:tblInd w:w="-289" w:type="dxa"/>
+        <w:tblLayout w:type="fixed"/>
         <w:tblLook w:val="04A0" w:firstRow="1" w:lastRow="0" w:firstColumn="1" w:lastColumn="0" w:noHBand="0" w:noVBand="1"/>
       </w:tblPr>
       <w:tblGrid>
         <w:gridCol w:w="921"/>
         <w:gridCol w:w="1450"/>
-        <w:gridCol w:w="893"/>
-        <w:gridCol w:w="3792"/>
-        <w:gridCol w:w="1180"/>
-        <w:gridCol w:w="873"/>
-        <w:gridCol w:w="1104"/>
+        <w:gridCol w:w="1032"/>
+        <w:gridCol w:w="3653"/>
+        <w:gridCol w:w="1450"/>
+        <w:gridCol w:w="992"/>
+        <w:gridCol w:w="715"/>
       </w:tblGrid>
       <w:tr>
         <w:trPr>
@@ -361,7 +362,7 @@
         </w:tc>
         <w:tc>
           <w:tcPr>
-            <w:tcW w:w="893" w:type="dxa"/>
+            <w:tcW w:w="1032" w:type="dxa"/>
           </w:tcPr>
           <w:p>
             <w:pPr>
@@ -384,7 +385,7 @@
         </w:tc>
         <w:tc>
           <w:tcPr>
-            <w:tcW w:w="3742" w:type="dxa"/>
+            <w:tcW w:w="3653" w:type="dxa"/>
           </w:tcPr>
           <w:p>
             <w:pPr>
@@ -407,7 +408,7 @@
         </w:tc>
         <w:tc>
           <w:tcPr>
-            <w:tcW w:w="1500" w:type="dxa"/>
+            <w:tcW w:w="1450" w:type="dxa"/>
           </w:tcPr>
           <w:p>
             <w:pPr>
@@ -444,7 +445,7 @@
         </w:tc>
         <w:tc>
           <w:tcPr>
-            <w:tcW w:w="603" w:type="dxa"/>
+            <w:tcW w:w="992" w:type="dxa"/>
           </w:tcPr>
           <w:p>
             <w:pPr>
@@ -468,7 +469,7 @@
         </w:tc>
         <w:tc>
           <w:tcPr>
-            <w:tcW w:w="1104" w:type="dxa"/>
+            <w:tcW w:w="715" w:type="dxa"/>
           </w:tcPr>
           <w:p>
             <w:pPr>
@@ -534,6 +535,7 @@
             <w:tblPr>
               <w:tblW w:w="0" w:type="auto"/>
               <w:tblCellSpacing w:w="15" w:type="dxa"/>
+              <w:tblLayout w:type="fixed"/>
               <w:tblCellMar>
                 <w:top w:w="15" w:type="dxa"/>
                 <w:left w:w="15" w:type="dxa"/>
@@ -544,7 +546,7 @@
             </w:tblPr>
             <w:tblGrid>
               <w:gridCol w:w="1153"/>
-              <w:gridCol w:w="81"/>
+              <w:gridCol w:w="95"/>
             </w:tblGrid>
             <w:tr>
               <w:trPr>
@@ -552,7 +554,7 @@
               </w:trPr>
               <w:tc>
                 <w:tcPr>
-                  <w:tcW w:w="0" w:type="auto"/>
+                  <w:tcW w:w="1108" w:type="dxa"/>
                   <w:vAlign w:val="center"/>
                 </w:tcPr>
                 <w:p>
@@ -565,6 +567,7 @@
                       <w:lang w:val="en-IN" w:eastAsia="en-IN"/>
                     </w:rPr>
                   </w:pPr>
+                  <w:proofErr w:type="spellStart"/>
                   <w:r>
                     <w:rPr>
                       <w:rFonts w:ascii="Times New Roman" w:eastAsia="Times New Roman" w:hAnsi="Times New Roman" w:cs="Times New Roman"/>
@@ -572,13 +575,23 @@
                       <w:szCs w:val="20"/>
                       <w:lang w:val="en-IN" w:eastAsia="en-IN"/>
                     </w:rPr>
-                    <w:t>Thirupugazhl S D</w:t>
+                    <w:t>Thirupugazhl</w:t>
+                  </w:r>
+                  <w:proofErr w:type="spellEnd"/>
+                  <w:r>
+                    <w:rPr>
+                      <w:rFonts w:ascii="Times New Roman" w:eastAsia="Times New Roman" w:hAnsi="Times New Roman" w:cs="Times New Roman"/>
+                      <w:sz w:val="20"/>
+                      <w:szCs w:val="20"/>
+                      <w:lang w:val="en-IN" w:eastAsia="en-IN"/>
+                    </w:rPr>
+                    <w:t xml:space="preserve"> S D</w:t>
                   </w:r>
                 </w:p>
               </w:tc>
               <w:tc>
                 <w:tcPr>
-                  <w:tcW w:w="0" w:type="auto"/>
+                  <w:tcW w:w="36" w:type="dxa"/>
                   <w:vAlign w:val="center"/>
                   <w:hideMark/>
                 </w:tcPr>
@@ -611,7 +624,7 @@
         </w:tc>
         <w:tc>
           <w:tcPr>
-            <w:tcW w:w="893" w:type="dxa"/>
+            <w:tcW w:w="1032" w:type="dxa"/>
           </w:tcPr>
           <w:p>
             <w:pPr>
@@ -636,7 +649,7 @@
         </w:tc>
         <w:tc>
           <w:tcPr>
-            <w:tcW w:w="3742" w:type="dxa"/>
+            <w:tcW w:w="3653" w:type="dxa"/>
           </w:tcPr>
           <w:p>
             <w:pPr>
@@ -693,87 +706,57 @@
         </w:tc>
         <w:tc>
           <w:tcPr>
-            <w:tcW w:w="1500" w:type="dxa"/>
-          </w:tcPr>
-          <w:p>
-            <w:pPr>
-              <w:autoSpaceDE w:val="0"/>
-              <w:autoSpaceDN w:val="0"/>
-              <w:adjustRightInd w:val="0"/>
-              <w:rPr>
-                <w:rFonts w:cstheme="minorHAnsi"/>
-                <w:sz w:val="20"/>
-                <w:szCs w:val="20"/>
-              </w:rPr>
-            </w:pPr>
-            <w:r>
-              <w:rPr>
-                <w:rFonts w:cstheme="minorHAnsi"/>
-                <w:sz w:val="20"/>
-                <w:szCs w:val="20"/>
-              </w:rPr>
-              <w:t>+91 79045</w:t>
-            </w:r>
-          </w:p>
-          <w:p>
-            <w:pPr>
-              <w:autoSpaceDE w:val="0"/>
-              <w:autoSpaceDN w:val="0"/>
-              <w:adjustRightInd w:val="0"/>
-              <w:rPr>
-                <w:rFonts w:cstheme="minorHAnsi"/>
-                <w:sz w:val="20"/>
-                <w:szCs w:val="20"/>
-              </w:rPr>
-            </w:pPr>
-            <w:r>
-              <w:rPr>
-                <w:rFonts w:cstheme="minorHAnsi"/>
-                <w:sz w:val="20"/>
-                <w:szCs w:val="20"/>
-              </w:rPr>
-              <w:t>80539</w:t>
-            </w:r>
-          </w:p>
-        </w:tc>
-        <w:tc>
-          <w:tcPr>
-            <w:tcW w:w="603" w:type="dxa"/>
-          </w:tcPr>
-          <w:p>
-            <w:pPr>
-              <w:autoSpaceDE w:val="0"/>
-              <w:autoSpaceDN w:val="0"/>
-              <w:adjustRightInd w:val="0"/>
-              <w:rPr>
-                <w:rFonts w:cstheme="minorHAnsi"/>
-                <w:sz w:val="20"/>
-                <w:szCs w:val="20"/>
-              </w:rPr>
-            </w:pPr>
-            <w:proofErr w:type="gramStart"/>
-            <w:r>
-              <w:rPr>
-                <w:rFonts w:cstheme="minorHAnsi"/>
-                <w:sz w:val="20"/>
-                <w:szCs w:val="20"/>
-              </w:rPr>
-              <w:t>B.Tech</w:t>
-            </w:r>
-            <w:proofErr w:type="gramEnd"/>
-            <w:r>
-              <w:rPr>
-                <w:rFonts w:cstheme="minorHAnsi"/>
-                <w:sz w:val="20"/>
-                <w:szCs w:val="20"/>
-              </w:rPr>
-              <w:t xml:space="preserve"> EEE</w:t>
-            </w:r>
-          </w:p>
-        </w:tc>
-        <w:tc>
-          <w:tcPr>
-            <w:tcW w:w="1104" w:type="dxa"/>
+            <w:tcW w:w="1450" w:type="dxa"/>
+          </w:tcPr>
+          <w:p>
+            <w:pPr>
+              <w:autoSpaceDE w:val="0"/>
+              <w:autoSpaceDN w:val="0"/>
+              <w:adjustRightInd w:val="0"/>
+              <w:rPr>
+                <w:rFonts w:cstheme="minorHAnsi"/>
+                <w:sz w:val="20"/>
+                <w:szCs w:val="20"/>
+              </w:rPr>
+            </w:pPr>
+            <w:r>
+              <w:rPr>
+                <w:rFonts w:cstheme="minorHAnsi"/>
+                <w:sz w:val="20"/>
+                <w:szCs w:val="20"/>
+              </w:rPr>
+              <w:t>7904580539</w:t>
+            </w:r>
+          </w:p>
+        </w:tc>
+        <w:tc>
+          <w:tcPr>
+            <w:tcW w:w="992" w:type="dxa"/>
+          </w:tcPr>
+          <w:p>
+            <w:pPr>
+              <w:autoSpaceDE w:val="0"/>
+              <w:autoSpaceDN w:val="0"/>
+              <w:adjustRightInd w:val="0"/>
+              <w:rPr>
+                <w:rFonts w:cstheme="minorHAnsi"/>
+                <w:sz w:val="20"/>
+                <w:szCs w:val="20"/>
+              </w:rPr>
+            </w:pPr>
+            <w:r>
+              <w:rPr>
+                <w:rFonts w:cstheme="minorHAnsi"/>
+                <w:sz w:val="20"/>
+                <w:szCs w:val="20"/>
+              </w:rPr>
+              <w:t>EEE</w:t>
+            </w:r>
+          </w:p>
+        </w:tc>
+        <w:tc>
+          <w:tcPr>
+            <w:tcW w:w="715" w:type="dxa"/>
           </w:tcPr>
           <w:p>
             <w:pPr>
@@ -853,7 +836,7 @@
         </w:tc>
         <w:tc>
           <w:tcPr>
-            <w:tcW w:w="893" w:type="dxa"/>
+            <w:tcW w:w="1032" w:type="dxa"/>
           </w:tcPr>
           <w:p>
             <w:pPr>
@@ -878,7 +861,7 @@
         </w:tc>
         <w:tc>
           <w:tcPr>
-            <w:tcW w:w="3742" w:type="dxa"/>
+            <w:tcW w:w="3653" w:type="dxa"/>
           </w:tcPr>
           <w:p>
             <w:pPr>
@@ -935,61 +918,51 @@
         </w:tc>
         <w:tc>
           <w:tcPr>
-            <w:tcW w:w="1500" w:type="dxa"/>
-          </w:tcPr>
-          <w:p>
-            <w:pPr>
-              <w:autoSpaceDE w:val="0"/>
-              <w:autoSpaceDN w:val="0"/>
-              <w:adjustRightInd w:val="0"/>
-              <w:rPr>
-                <w:rFonts w:cstheme="minorHAnsi"/>
-                <w:sz w:val="20"/>
-                <w:szCs w:val="20"/>
-              </w:rPr>
-            </w:pPr>
-            <w:r>
-              <w:rPr>
-                <w:rFonts w:cstheme="minorHAnsi"/>
-                <w:sz w:val="20"/>
-                <w:szCs w:val="20"/>
-              </w:rPr>
-              <w:t>+91 88079 30389</w:t>
-            </w:r>
-          </w:p>
-        </w:tc>
-        <w:tc>
-          <w:tcPr>
-            <w:tcW w:w="603" w:type="dxa"/>
-          </w:tcPr>
-          <w:p>
-            <w:pPr>
-              <w:autoSpaceDE w:val="0"/>
-              <w:autoSpaceDN w:val="0"/>
-              <w:adjustRightInd w:val="0"/>
-              <w:rPr>
-                <w:rFonts w:cstheme="minorHAnsi"/>
-                <w:sz w:val="20"/>
-                <w:szCs w:val="20"/>
-              </w:rPr>
-            </w:pPr>
-            <w:proofErr w:type="gramStart"/>
-            <w:r>
-              <w:rPr>
-                <w:rFonts w:cstheme="minorHAnsi"/>
-                <w:sz w:val="20"/>
-                <w:szCs w:val="20"/>
-              </w:rPr>
-              <w:t>B.Tech</w:t>
-            </w:r>
-            <w:proofErr w:type="gramEnd"/>
-            <w:r>
-              <w:rPr>
-                <w:rFonts w:cstheme="minorHAnsi"/>
-                <w:sz w:val="20"/>
-                <w:szCs w:val="20"/>
-              </w:rPr>
-              <w:t xml:space="preserve"> E</w:t>
+            <w:tcW w:w="1450" w:type="dxa"/>
+          </w:tcPr>
+          <w:p>
+            <w:pPr>
+              <w:autoSpaceDE w:val="0"/>
+              <w:autoSpaceDN w:val="0"/>
+              <w:adjustRightInd w:val="0"/>
+              <w:rPr>
+                <w:rFonts w:cstheme="minorHAnsi"/>
+                <w:sz w:val="20"/>
+                <w:szCs w:val="20"/>
+              </w:rPr>
+            </w:pPr>
+            <w:r>
+              <w:rPr>
+                <w:rFonts w:cstheme="minorHAnsi"/>
+                <w:sz w:val="20"/>
+                <w:szCs w:val="20"/>
+              </w:rPr>
+              <w:t>8807930389</w:t>
+            </w:r>
+          </w:p>
+        </w:tc>
+        <w:tc>
+          <w:tcPr>
+            <w:tcW w:w="992" w:type="dxa"/>
+          </w:tcPr>
+          <w:p>
+            <w:pPr>
+              <w:autoSpaceDE w:val="0"/>
+              <w:autoSpaceDN w:val="0"/>
+              <w:adjustRightInd w:val="0"/>
+              <w:rPr>
+                <w:rFonts w:cstheme="minorHAnsi"/>
+                <w:sz w:val="20"/>
+                <w:szCs w:val="20"/>
+              </w:rPr>
+            </w:pPr>
+            <w:r>
+              <w:rPr>
+                <w:rFonts w:cstheme="minorHAnsi"/>
+                <w:sz w:val="20"/>
+                <w:szCs w:val="20"/>
+              </w:rPr>
+              <w:t>E</w:t>
             </w:r>
             <w:r>
               <w:rPr>
@@ -1003,7 +976,7 @@
         </w:tc>
         <w:tc>
           <w:tcPr>
-            <w:tcW w:w="1104" w:type="dxa"/>
+            <w:tcW w:w="715" w:type="dxa"/>
           </w:tcPr>
           <w:p>
             <w:pPr>
@@ -1083,7 +1056,7 @@
         </w:tc>
         <w:tc>
           <w:tcPr>
-            <w:tcW w:w="893" w:type="dxa"/>
+            <w:tcW w:w="1032" w:type="dxa"/>
           </w:tcPr>
           <w:p>
             <w:pPr>
@@ -1108,7 +1081,7 @@
         </w:tc>
         <w:tc>
           <w:tcPr>
-            <w:tcW w:w="3742" w:type="dxa"/>
+            <w:tcW w:w="3653" w:type="dxa"/>
           </w:tcPr>
           <w:p>
             <w:pPr>
@@ -1165,67 +1138,57 @@
         </w:tc>
         <w:tc>
           <w:tcPr>
-            <w:tcW w:w="1500" w:type="dxa"/>
-          </w:tcPr>
-          <w:p>
-            <w:pPr>
-              <w:autoSpaceDE w:val="0"/>
-              <w:autoSpaceDN w:val="0"/>
-              <w:adjustRightInd w:val="0"/>
-              <w:rPr>
-                <w:rFonts w:cstheme="minorHAnsi"/>
-                <w:sz w:val="20"/>
-                <w:szCs w:val="20"/>
-              </w:rPr>
-            </w:pPr>
-            <w:r>
-              <w:rPr>
-                <w:rFonts w:cstheme="minorHAnsi"/>
-                <w:sz w:val="20"/>
-                <w:szCs w:val="20"/>
-              </w:rPr>
-              <w:t>+91 70105 60186</w:t>
-            </w:r>
-          </w:p>
-        </w:tc>
-        <w:tc>
-          <w:tcPr>
-            <w:tcW w:w="603" w:type="dxa"/>
-          </w:tcPr>
-          <w:p>
-            <w:pPr>
-              <w:autoSpaceDE w:val="0"/>
-              <w:autoSpaceDN w:val="0"/>
-              <w:adjustRightInd w:val="0"/>
-              <w:rPr>
-                <w:rFonts w:cstheme="minorHAnsi"/>
-                <w:sz w:val="20"/>
-                <w:szCs w:val="20"/>
-              </w:rPr>
-            </w:pPr>
-            <w:proofErr w:type="gramStart"/>
-            <w:r>
-              <w:rPr>
-                <w:rFonts w:cstheme="minorHAnsi"/>
-                <w:sz w:val="20"/>
-                <w:szCs w:val="20"/>
-              </w:rPr>
-              <w:t>B.Tech</w:t>
-            </w:r>
-            <w:proofErr w:type="gramEnd"/>
-            <w:r>
-              <w:rPr>
-                <w:rFonts w:cstheme="minorHAnsi"/>
-                <w:sz w:val="20"/>
-                <w:szCs w:val="20"/>
-              </w:rPr>
-              <w:t xml:space="preserve"> EEE</w:t>
-            </w:r>
-          </w:p>
-        </w:tc>
-        <w:tc>
-          <w:tcPr>
-            <w:tcW w:w="1104" w:type="dxa"/>
+            <w:tcW w:w="1450" w:type="dxa"/>
+          </w:tcPr>
+          <w:p>
+            <w:pPr>
+              <w:autoSpaceDE w:val="0"/>
+              <w:autoSpaceDN w:val="0"/>
+              <w:adjustRightInd w:val="0"/>
+              <w:rPr>
+                <w:rFonts w:cstheme="minorHAnsi"/>
+                <w:sz w:val="20"/>
+                <w:szCs w:val="20"/>
+              </w:rPr>
+            </w:pPr>
+            <w:r>
+              <w:rPr>
+                <w:rFonts w:cstheme="minorHAnsi"/>
+                <w:sz w:val="20"/>
+                <w:szCs w:val="20"/>
+              </w:rPr>
+              <w:t>7010560186</w:t>
+            </w:r>
+          </w:p>
+        </w:tc>
+        <w:tc>
+          <w:tcPr>
+            <w:tcW w:w="992" w:type="dxa"/>
+          </w:tcPr>
+          <w:p>
+            <w:pPr>
+              <w:autoSpaceDE w:val="0"/>
+              <w:autoSpaceDN w:val="0"/>
+              <w:adjustRightInd w:val="0"/>
+              <w:rPr>
+                <w:rFonts w:cstheme="minorHAnsi"/>
+                <w:sz w:val="20"/>
+                <w:szCs w:val="20"/>
+              </w:rPr>
+            </w:pPr>
+            <w:r>
+              <w:rPr>
+                <w:rFonts w:cstheme="minorHAnsi"/>
+                <w:sz w:val="20"/>
+                <w:szCs w:val="20"/>
+              </w:rPr>
+              <w:t>EEE</w:t>
+            </w:r>
+          </w:p>
+        </w:tc>
+        <w:tc>
+          <w:tcPr>
+            <w:tcW w:w="715" w:type="dxa"/>
           </w:tcPr>
           <w:p>
             <w:pPr>
@@ -1286,6 +1249,7 @@
             <w:tblPr>
               <w:tblW w:w="0" w:type="auto"/>
               <w:tblCellSpacing w:w="15" w:type="dxa"/>
+              <w:tblLayout w:type="fixed"/>
               <w:tblCellMar>
                 <w:top w:w="15" w:type="dxa"/>
                 <w:left w:w="15" w:type="dxa"/>
@@ -1295,7 +1259,7 @@
               <w:tblLook w:val="04A0" w:firstRow="1" w:lastRow="0" w:firstColumn="1" w:lastColumn="0" w:noHBand="0" w:noVBand="1"/>
             </w:tblPr>
             <w:tblGrid>
-              <w:gridCol w:w="81"/>
+              <w:gridCol w:w="95"/>
               <w:gridCol w:w="1120"/>
             </w:tblGrid>
             <w:tr>
@@ -1304,7 +1268,7 @@
               </w:trPr>
               <w:tc>
                 <w:tcPr>
-                  <w:tcW w:w="0" w:type="auto"/>
+                  <w:tcW w:w="36" w:type="dxa"/>
                   <w:vAlign w:val="center"/>
                   <w:hideMark/>
                 </w:tcPr>
@@ -1322,7 +1286,7 @@
               </w:tc>
               <w:tc>
                 <w:tcPr>
-                  <w:tcW w:w="0" w:type="auto"/>
+                  <w:tcW w:w="1075" w:type="dxa"/>
                   <w:vAlign w:val="center"/>
                   <w:hideMark/>
                 </w:tcPr>
@@ -1343,8 +1307,19 @@
                       <w:szCs w:val="20"/>
                       <w:lang w:val="en-IN" w:eastAsia="en-IN"/>
                     </w:rPr>
-                    <w:t>Meghna N N</w:t>
+                    <w:t xml:space="preserve">Meghna N </w:t>
                   </w:r>
+                  <w:proofErr w:type="spellStart"/>
+                  <w:r>
+                    <w:rPr>
+                      <w:rFonts w:ascii="Times New Roman" w:eastAsia="Times New Roman" w:hAnsi="Times New Roman" w:cs="Times New Roman"/>
+                      <w:sz w:val="20"/>
+                      <w:szCs w:val="20"/>
+                      <w:lang w:val="en-IN" w:eastAsia="en-IN"/>
+                    </w:rPr>
+                    <w:t>N</w:t>
+                  </w:r>
+                  <w:proofErr w:type="spellEnd"/>
                 </w:p>
               </w:tc>
             </w:tr>
@@ -1364,7 +1339,7 @@
         </w:tc>
         <w:tc>
           <w:tcPr>
-            <w:tcW w:w="893" w:type="dxa"/>
+            <w:tcW w:w="1032" w:type="dxa"/>
           </w:tcPr>
           <w:p>
             <w:pPr>
@@ -1389,7 +1364,7 @@
         </w:tc>
         <w:tc>
           <w:tcPr>
-            <w:tcW w:w="3742" w:type="dxa"/>
+            <w:tcW w:w="3653" w:type="dxa"/>
           </w:tcPr>
           <w:p>
             <w:pPr>
@@ -1446,78 +1421,57 @@
         </w:tc>
         <w:tc>
           <w:tcPr>
-            <w:tcW w:w="1500" w:type="dxa"/>
-          </w:tcPr>
-          <w:p>
-            <w:pPr>
-              <w:autoSpaceDE w:val="0"/>
-              <w:autoSpaceDN w:val="0"/>
-              <w:adjustRightInd w:val="0"/>
-              <w:rPr>
-                <w:rFonts w:cstheme="minorHAnsi"/>
-                <w:sz w:val="20"/>
-                <w:szCs w:val="20"/>
-              </w:rPr>
-            </w:pPr>
-            <w:r>
-              <w:rPr>
-                <w:rFonts w:cstheme="minorHAnsi"/>
-                <w:sz w:val="20"/>
-                <w:szCs w:val="20"/>
-              </w:rPr>
-              <w:t>+</w:t>
-            </w:r>
-            <w:r>
-              <w:t xml:space="preserve"> </w:t>
-            </w:r>
-            <w:r>
-              <w:rPr>
-                <w:rFonts w:cstheme="minorHAnsi"/>
-                <w:sz w:val="20"/>
-                <w:szCs w:val="20"/>
-              </w:rPr>
-              <w:t>91 94894 10624</w:t>
-            </w:r>
-          </w:p>
-        </w:tc>
-        <w:tc>
-          <w:tcPr>
-            <w:tcW w:w="603" w:type="dxa"/>
-          </w:tcPr>
-          <w:p>
-            <w:pPr>
-              <w:autoSpaceDE w:val="0"/>
-              <w:autoSpaceDN w:val="0"/>
-              <w:adjustRightInd w:val="0"/>
-              <w:rPr>
-                <w:rFonts w:cstheme="minorHAnsi"/>
-                <w:sz w:val="20"/>
-                <w:szCs w:val="20"/>
-              </w:rPr>
-            </w:pPr>
-            <w:proofErr w:type="gramStart"/>
-            <w:r>
-              <w:rPr>
-                <w:rFonts w:cstheme="minorHAnsi"/>
-                <w:sz w:val="20"/>
-                <w:szCs w:val="20"/>
-              </w:rPr>
-              <w:t>B.Tech</w:t>
-            </w:r>
-            <w:proofErr w:type="gramEnd"/>
-            <w:r>
-              <w:rPr>
-                <w:rFonts w:cstheme="minorHAnsi"/>
-                <w:sz w:val="20"/>
-                <w:szCs w:val="20"/>
-              </w:rPr>
-              <w:t xml:space="preserve"> EEE</w:t>
-            </w:r>
-          </w:p>
-        </w:tc>
-        <w:tc>
-          <w:tcPr>
-            <w:tcW w:w="1104" w:type="dxa"/>
+            <w:tcW w:w="1450" w:type="dxa"/>
+          </w:tcPr>
+          <w:p>
+            <w:pPr>
+              <w:autoSpaceDE w:val="0"/>
+              <w:autoSpaceDN w:val="0"/>
+              <w:adjustRightInd w:val="0"/>
+              <w:rPr>
+                <w:rFonts w:cstheme="minorHAnsi"/>
+                <w:sz w:val="20"/>
+                <w:szCs w:val="20"/>
+              </w:rPr>
+            </w:pPr>
+            <w:r>
+              <w:rPr>
+                <w:rFonts w:cstheme="minorHAnsi"/>
+                <w:sz w:val="20"/>
+                <w:szCs w:val="20"/>
+              </w:rPr>
+              <w:t>9489410624</w:t>
+            </w:r>
+          </w:p>
+        </w:tc>
+        <w:tc>
+          <w:tcPr>
+            <w:tcW w:w="992" w:type="dxa"/>
+          </w:tcPr>
+          <w:p>
+            <w:pPr>
+              <w:autoSpaceDE w:val="0"/>
+              <w:autoSpaceDN w:val="0"/>
+              <w:adjustRightInd w:val="0"/>
+              <w:rPr>
+                <w:rFonts w:cstheme="minorHAnsi"/>
+                <w:sz w:val="20"/>
+                <w:szCs w:val="20"/>
+              </w:rPr>
+            </w:pPr>
+            <w:r>
+              <w:rPr>
+                <w:rFonts w:cstheme="minorHAnsi"/>
+                <w:sz w:val="20"/>
+                <w:szCs w:val="20"/>
+              </w:rPr>
+              <w:t>EEE</w:t>
+            </w:r>
+          </w:p>
+        </w:tc>
+        <w:tc>
+          <w:tcPr>
+            <w:tcW w:w="715" w:type="dxa"/>
           </w:tcPr>
           <w:p>
             <w:pPr>
@@ -1597,7 +1551,7 @@
         </w:tc>
         <w:tc>
           <w:tcPr>
-            <w:tcW w:w="893" w:type="dxa"/>
+            <w:tcW w:w="1032" w:type="dxa"/>
           </w:tcPr>
           <w:p>
             <w:pPr>
@@ -1622,7 +1576,7 @@
         </w:tc>
         <w:tc>
           <w:tcPr>
-            <w:tcW w:w="3742" w:type="dxa"/>
+            <w:tcW w:w="3653" w:type="dxa"/>
           </w:tcPr>
           <w:p>
             <w:pPr>
@@ -1663,67 +1617,57 @@
         </w:tc>
         <w:tc>
           <w:tcPr>
-            <w:tcW w:w="1500" w:type="dxa"/>
-          </w:tcPr>
-          <w:p>
-            <w:pPr>
-              <w:autoSpaceDE w:val="0"/>
-              <w:autoSpaceDN w:val="0"/>
-              <w:adjustRightInd w:val="0"/>
-              <w:rPr>
-                <w:rFonts w:cstheme="minorHAnsi"/>
-                <w:sz w:val="20"/>
-                <w:szCs w:val="20"/>
-              </w:rPr>
-            </w:pPr>
-            <w:r>
-              <w:rPr>
-                <w:rFonts w:cstheme="minorHAnsi"/>
-                <w:sz w:val="20"/>
-                <w:szCs w:val="20"/>
-              </w:rPr>
-              <w:t>+91 89032 40309</w:t>
-            </w:r>
-          </w:p>
-        </w:tc>
-        <w:tc>
-          <w:tcPr>
-            <w:tcW w:w="603" w:type="dxa"/>
-          </w:tcPr>
-          <w:p>
-            <w:pPr>
-              <w:autoSpaceDE w:val="0"/>
-              <w:autoSpaceDN w:val="0"/>
-              <w:adjustRightInd w:val="0"/>
-              <w:rPr>
-                <w:rFonts w:cstheme="minorHAnsi"/>
-                <w:sz w:val="20"/>
-                <w:szCs w:val="20"/>
-              </w:rPr>
-            </w:pPr>
-            <w:proofErr w:type="gramStart"/>
-            <w:r>
-              <w:rPr>
-                <w:rFonts w:cstheme="minorHAnsi"/>
-                <w:sz w:val="20"/>
-                <w:szCs w:val="20"/>
-              </w:rPr>
-              <w:t>B.Tech</w:t>
-            </w:r>
-            <w:proofErr w:type="gramEnd"/>
-            <w:r>
-              <w:rPr>
-                <w:rFonts w:cstheme="minorHAnsi"/>
-                <w:sz w:val="20"/>
-                <w:szCs w:val="20"/>
-              </w:rPr>
-              <w:t xml:space="preserve"> EEE</w:t>
-            </w:r>
-          </w:p>
-        </w:tc>
-        <w:tc>
-          <w:tcPr>
-            <w:tcW w:w="1104" w:type="dxa"/>
+            <w:tcW w:w="1450" w:type="dxa"/>
+          </w:tcPr>
+          <w:p>
+            <w:pPr>
+              <w:autoSpaceDE w:val="0"/>
+              <w:autoSpaceDN w:val="0"/>
+              <w:adjustRightInd w:val="0"/>
+              <w:rPr>
+                <w:rFonts w:cstheme="minorHAnsi"/>
+                <w:sz w:val="20"/>
+                <w:szCs w:val="20"/>
+              </w:rPr>
+            </w:pPr>
+            <w:r>
+              <w:rPr>
+                <w:rFonts w:cstheme="minorHAnsi"/>
+                <w:sz w:val="20"/>
+                <w:szCs w:val="20"/>
+              </w:rPr>
+              <w:t>8903240309</w:t>
+            </w:r>
+          </w:p>
+        </w:tc>
+        <w:tc>
+          <w:tcPr>
+            <w:tcW w:w="992" w:type="dxa"/>
+          </w:tcPr>
+          <w:p>
+            <w:pPr>
+              <w:autoSpaceDE w:val="0"/>
+              <w:autoSpaceDN w:val="0"/>
+              <w:adjustRightInd w:val="0"/>
+              <w:rPr>
+                <w:rFonts w:cstheme="minorHAnsi"/>
+                <w:sz w:val="20"/>
+                <w:szCs w:val="20"/>
+              </w:rPr>
+            </w:pPr>
+            <w:r>
+              <w:rPr>
+                <w:rFonts w:cstheme="minorHAnsi"/>
+                <w:sz w:val="20"/>
+                <w:szCs w:val="20"/>
+              </w:rPr>
+              <w:t>EEE</w:t>
+            </w:r>
+          </w:p>
+        </w:tc>
+        <w:tc>
+          <w:tcPr>
+            <w:tcW w:w="715" w:type="dxa"/>
           </w:tcPr>
           <w:p>
             <w:pPr>
@@ -1803,7 +1747,7 @@
         </w:tc>
         <w:tc>
           <w:tcPr>
-            <w:tcW w:w="893" w:type="dxa"/>
+            <w:tcW w:w="1032" w:type="dxa"/>
           </w:tcPr>
           <w:p>
             <w:pPr>
@@ -1828,7 +1772,7 @@
         </w:tc>
         <w:tc>
           <w:tcPr>
-            <w:tcW w:w="3742" w:type="dxa"/>
+            <w:tcW w:w="3653" w:type="dxa"/>
           </w:tcPr>
           <w:p>
             <w:pPr>
@@ -1901,61 +1845,51 @@
         </w:tc>
         <w:tc>
           <w:tcPr>
-            <w:tcW w:w="1500" w:type="dxa"/>
-          </w:tcPr>
-          <w:p>
-            <w:pPr>
-              <w:autoSpaceDE w:val="0"/>
-              <w:autoSpaceDN w:val="0"/>
-              <w:adjustRightInd w:val="0"/>
-              <w:rPr>
-                <w:rFonts w:cstheme="minorHAnsi"/>
-                <w:sz w:val="20"/>
-                <w:szCs w:val="20"/>
-              </w:rPr>
-            </w:pPr>
-            <w:r>
-              <w:rPr>
-                <w:rFonts w:cstheme="minorHAnsi"/>
-                <w:sz w:val="20"/>
-                <w:szCs w:val="20"/>
-              </w:rPr>
-              <w:t>+91 94866 94613</w:t>
-            </w:r>
-          </w:p>
-        </w:tc>
-        <w:tc>
-          <w:tcPr>
-            <w:tcW w:w="603" w:type="dxa"/>
-          </w:tcPr>
-          <w:p>
-            <w:pPr>
-              <w:autoSpaceDE w:val="0"/>
-              <w:autoSpaceDN w:val="0"/>
-              <w:adjustRightInd w:val="0"/>
-              <w:rPr>
-                <w:rFonts w:cstheme="minorHAnsi"/>
-                <w:sz w:val="20"/>
-                <w:szCs w:val="20"/>
-              </w:rPr>
-            </w:pPr>
-            <w:proofErr w:type="gramStart"/>
-            <w:r>
-              <w:rPr>
-                <w:rFonts w:cstheme="minorHAnsi"/>
-                <w:sz w:val="20"/>
-                <w:szCs w:val="20"/>
-              </w:rPr>
-              <w:t>B.Tech</w:t>
-            </w:r>
-            <w:proofErr w:type="gramEnd"/>
-            <w:r>
-              <w:rPr>
-                <w:rFonts w:cstheme="minorHAnsi"/>
-                <w:sz w:val="20"/>
-                <w:szCs w:val="20"/>
-              </w:rPr>
-              <w:t xml:space="preserve"> E</w:t>
+            <w:tcW w:w="1450" w:type="dxa"/>
+          </w:tcPr>
+          <w:p>
+            <w:pPr>
+              <w:autoSpaceDE w:val="0"/>
+              <w:autoSpaceDN w:val="0"/>
+              <w:adjustRightInd w:val="0"/>
+              <w:rPr>
+                <w:rFonts w:cstheme="minorHAnsi"/>
+                <w:sz w:val="20"/>
+                <w:szCs w:val="20"/>
+              </w:rPr>
+            </w:pPr>
+            <w:r>
+              <w:rPr>
+                <w:rFonts w:cstheme="minorHAnsi"/>
+                <w:sz w:val="20"/>
+                <w:szCs w:val="20"/>
+              </w:rPr>
+              <w:t>9486694613</w:t>
+            </w:r>
+          </w:p>
+        </w:tc>
+        <w:tc>
+          <w:tcPr>
+            <w:tcW w:w="992" w:type="dxa"/>
+          </w:tcPr>
+          <w:p>
+            <w:pPr>
+              <w:autoSpaceDE w:val="0"/>
+              <w:autoSpaceDN w:val="0"/>
+              <w:adjustRightInd w:val="0"/>
+              <w:rPr>
+                <w:rFonts w:cstheme="minorHAnsi"/>
+                <w:sz w:val="20"/>
+                <w:szCs w:val="20"/>
+              </w:rPr>
+            </w:pPr>
+            <w:r>
+              <w:rPr>
+                <w:rFonts w:cstheme="minorHAnsi"/>
+                <w:sz w:val="20"/>
+                <w:szCs w:val="20"/>
+              </w:rPr>
+              <w:t>E</w:t>
             </w:r>
             <w:r>
               <w:rPr>
@@ -1969,7 +1903,7 @@
         </w:tc>
         <w:tc>
           <w:tcPr>
-            <w:tcW w:w="1104" w:type="dxa"/>
+            <w:tcW w:w="715" w:type="dxa"/>
           </w:tcPr>
           <w:p>
             <w:pPr>
